--- a/docs/word/Wochenprotokoll_20.02.2026.docx
+++ b/docs/word/Wochenprotokoll_20.02.2026.docx
@@ -507,214 +507,311 @@
         <w:t>4. KI-Einsatz &amp; Dokumentation</w:t>
       </w:r>
     </w:p>
-    <w:tbl>
-      <w:tblPr>
-        <w:tblStyle w:val="Gitternetztabelle1hell"/>
-        <w:tblW w:w="9534" w:type="dxa"/>
-        <w:tblLook w:val="04A0" w:firstRow="1" w:lastRow="0" w:firstColumn="1" w:lastColumn="0" w:noHBand="0" w:noVBand="1"/>
-      </w:tblPr>
-      <w:tblGrid>
-        <w:gridCol w:w="1752"/>
-        <w:gridCol w:w="3871"/>
-        <w:gridCol w:w="3911"/>
-      </w:tblGrid>
-      <w:tr>
-        <w:trPr>
-          <w:cnfStyle w:val="100000000000" w:firstRow="1" w:lastRow="0" w:firstColumn="0" w:lastColumn="0" w:oddVBand="0" w:evenVBand="0" w:oddHBand="0" w:evenHBand="0" w:firstRowFirstColumn="0" w:firstRowLastColumn="0" w:lastRowFirstColumn="0" w:lastRowLastColumn="0"/>
-        </w:trPr>
-        <w:tc>
-          <w:tcPr>
-            <w:cnfStyle w:val="001000000000" w:firstRow="0" w:lastRow="0" w:firstColumn="1" w:lastColumn="0" w:oddVBand="0" w:evenVBand="0" w:oddHBand="0" w:evenHBand="0" w:firstRowFirstColumn="0" w:firstRowLastColumn="0" w:lastRowFirstColumn="0" w:lastRowLastColumn="0"/>
-            <w:tcW w:w="1752" w:type="dxa"/>
-            <w:hideMark/>
-          </w:tcPr>
-          <w:p>
-            <w:pPr>
-              <w:spacing w:after="160" w:line="259" w:lineRule="auto"/>
-            </w:pPr>
-            <w:r>
-              <w:t>Tool</w:t>
-            </w:r>
-          </w:p>
-        </w:tc>
-        <w:tc>
-          <w:tcPr>
-            <w:tcW w:w="3871" w:type="dxa"/>
-            <w:hideMark/>
-          </w:tcPr>
-          <w:p>
-            <w:pPr>
-              <w:spacing w:after="160" w:line="259" w:lineRule="auto"/>
-              <w:cnfStyle w:val="100000000000" w:firstRow="1" w:lastRow="0" w:firstColumn="0" w:lastColumn="0" w:oddVBand="0" w:evenVBand="0" w:oddHBand="0" w:evenHBand="0" w:firstRowFirstColumn="0" w:firstRowLastColumn="0" w:lastRowFirstColumn="0" w:lastRowLastColumn="0"/>
-            </w:pPr>
-            <w:r>
-              <w:t>Prompt (Zusammenfassung)</w:t>
-            </w:r>
-          </w:p>
-        </w:tc>
-        <w:tc>
-          <w:tcPr>
-            <w:tcW w:w="0" w:type="auto"/>
-            <w:hideMark/>
-          </w:tcPr>
-          <w:p>
-            <w:pPr>
-              <w:spacing w:after="160" w:line="259" w:lineRule="auto"/>
-              <w:cnfStyle w:val="100000000000" w:firstRow="1" w:lastRow="0" w:firstColumn="0" w:lastColumn="0" w:oddVBand="0" w:evenVBand="0" w:oddHBand="0" w:evenHBand="0" w:firstRowFirstColumn="0" w:firstRowLastColumn="0" w:lastRowFirstColumn="0" w:lastRowLastColumn="0"/>
-            </w:pPr>
-            <w:r>
-              <w:t>Integration / Ergebnis</w:t>
-            </w:r>
-          </w:p>
-        </w:tc>
-      </w:tr>
-      <w:tr>
-        <w:trPr>
-          <w:trHeight w:val="1771"/>
-        </w:trPr>
-        <w:tc>
-          <w:tcPr>
-            <w:cnfStyle w:val="001000000000" w:firstRow="0" w:lastRow="0" w:firstColumn="1" w:lastColumn="0" w:oddVBand="0" w:evenVBand="0" w:oddHBand="0" w:evenHBand="0" w:firstRowFirstColumn="0" w:firstRowLastColumn="0" w:lastRowFirstColumn="0" w:lastRowLastColumn="0"/>
-            <w:tcW w:w="1752" w:type="dxa"/>
-            <w:hideMark/>
-          </w:tcPr>
-          <w:p>
-            <w:pPr>
-              <w:spacing w:after="160" w:line="259" w:lineRule="auto"/>
-            </w:pPr>
-            <w:r>
-              <w:t>Github CoPilot</w:t>
-            </w:r>
-            <w:r>
-              <w:t xml:space="preserve"> (GPT-4)</w:t>
-            </w:r>
-          </w:p>
-        </w:tc>
-        <w:tc>
-          <w:tcPr>
-            <w:tcW w:w="3871" w:type="dxa"/>
-            <w:hideMark/>
-          </w:tcPr>
-          <w:p>
-            <w:pPr>
-              <w:spacing w:after="160" w:line="259" w:lineRule="auto"/>
-              <w:cnfStyle w:val="000000000000" w:firstRow="0" w:lastRow="0" w:firstColumn="0" w:lastColumn="0" w:oddVBand="0" w:evenVBand="0" w:oddHBand="0" w:evenHBand="0" w:firstRowFirstColumn="0" w:firstRowLastColumn="0" w:lastRowFirstColumn="0" w:lastRowLastColumn="0"/>
-              <w:rPr>
-                <w:i/>
-                <w:iCs/>
-              </w:rPr>
-            </w:pPr>
-            <w:r>
-              <w:rPr>
-                <w:i/>
-                <w:iCs/>
-              </w:rPr>
-              <w:t>"</w:t>
-            </w:r>
-            <w:r>
-              <w:rPr>
-                <w:i/>
-                <w:iCs/>
-              </w:rPr>
-              <w:t xml:space="preserve">Checke </w:t>
-            </w:r>
-            <w:r>
-              <w:rPr>
-                <w:i/>
-                <w:iCs/>
-              </w:rPr>
-              <w:t>mein SQLite-Datenbankschema auf</w:t>
-            </w:r>
-            <w:r>
-              <w:rPr>
-                <w:i/>
-                <w:iCs/>
-              </w:rPr>
-              <w:t xml:space="preserve"> Sicherheit, Struktur und Sinnhaftigkeit</w:t>
-            </w:r>
-            <w:r>
-              <w:rPr>
-                <w:i/>
-                <w:iCs/>
-              </w:rPr>
-              <w:t>"</w:t>
-            </w:r>
-          </w:p>
-          <w:p>
-            <w:pPr>
-              <w:spacing w:after="160" w:line="259" w:lineRule="auto"/>
-              <w:cnfStyle w:val="000000000000" w:firstRow="0" w:lastRow="0" w:firstColumn="0" w:lastColumn="0" w:oddVBand="0" w:evenVBand="0" w:oddHBand="0" w:evenHBand="0" w:firstRowFirstColumn="0" w:firstRowLastColumn="0" w:lastRowFirstColumn="0" w:lastRowLastColumn="0"/>
-              <w:rPr>
-                <w:i/>
-                <w:iCs/>
-              </w:rPr>
-            </w:pPr>
-          </w:p>
-          <w:p>
-            <w:pPr>
-              <w:spacing w:after="160" w:line="259" w:lineRule="auto"/>
-              <w:cnfStyle w:val="000000000000" w:firstRow="0" w:lastRow="0" w:firstColumn="0" w:lastColumn="0" w:oddVBand="0" w:evenVBand="0" w:oddHBand="0" w:evenHBand="0" w:firstRowFirstColumn="0" w:firstRowLastColumn="0" w:lastRowFirstColumn="0" w:lastRowLastColumn="0"/>
-              <w:rPr>
-                <w:i/>
-                <w:iCs/>
-              </w:rPr>
-            </w:pPr>
-            <w:r>
-              <w:rPr>
-                <w:i/>
-                <w:iCs/>
-              </w:rPr>
-              <w:t>"Wie sollte ich Error-Handling in einer REST API standardisieren?"</w:t>
-            </w:r>
-          </w:p>
-        </w:tc>
-        <w:tc>
-          <w:tcPr>
-            <w:tcW w:w="0" w:type="auto"/>
-            <w:hideMark/>
-          </w:tcPr>
-          <w:p>
-            <w:pPr>
-              <w:pStyle w:val="Listenabsatz"/>
-              <w:numPr>
-                <w:ilvl w:val="0"/>
-                <w:numId w:val="7"/>
-              </w:numPr>
-              <w:cnfStyle w:val="000000000000" w:firstRow="0" w:lastRow="0" w:firstColumn="0" w:lastColumn="0" w:oddVBand="0" w:evenVBand="0" w:oddHBand="0" w:evenHBand="0" w:firstRowFirstColumn="0" w:firstRowLastColumn="0" w:lastRowFirstColumn="0" w:lastRowLastColumn="0"/>
-            </w:pPr>
-            <w:r>
-              <w:t>Architektur, API-Design und Sicherheit validiert</w:t>
-            </w:r>
-          </w:p>
-          <w:p>
-            <w:pPr>
-              <w:pStyle w:val="Listenabsatz"/>
-              <w:numPr>
-                <w:ilvl w:val="0"/>
-                <w:numId w:val="7"/>
-              </w:numPr>
-              <w:cnfStyle w:val="000000000000" w:firstRow="0" w:lastRow="0" w:firstColumn="0" w:lastColumn="0" w:oddVBand="0" w:evenVBand="0" w:oddHBand="0" w:evenHBand="0" w:firstRowFirstColumn="0" w:firstRowLastColumn="0" w:lastRowFirstColumn="0" w:lastRowLastColumn="0"/>
-            </w:pPr>
-            <w:r>
-              <w:t>Code-Struktur und Error-Handling optimiert</w:t>
-            </w:r>
-          </w:p>
-          <w:p>
-            <w:pPr>
-              <w:pStyle w:val="Listenabsatz"/>
-              <w:numPr>
-                <w:ilvl w:val="0"/>
-                <w:numId w:val="7"/>
-              </w:numPr>
-              <w:cnfStyle w:val="000000000000" w:firstRow="0" w:lastRow="0" w:firstColumn="0" w:lastColumn="0" w:oddVBand="0" w:evenVBand="0" w:oddHBand="0" w:evenHBand="0" w:firstRowFirstColumn="0" w:firstRowLastColumn="0" w:lastRowFirstColumn="0" w:lastRowLastColumn="0"/>
-            </w:pPr>
-            <w:r>
-              <w:t>Testing und Dokumentation geplant</w:t>
-            </w:r>
-          </w:p>
-        </w:tc>
-      </w:tr>
-    </w:tbl>
+    <w:p>
+      <w:r>
+        <w:rPr>
+          <w:b/>
+          <w:bCs/>
+        </w:rPr>
+        <w:t>Modell:</w:t>
+      </w:r>
+      <w:r>
+        <w:t xml:space="preserve"> GitHub Copilot (GPT-4)</w:t>
+      </w:r>
+    </w:p>
+    <w:p>
+      <w:r>
+        <w:rPr>
+          <w:b/>
+          <w:bCs/>
+        </w:rPr>
+        <w:t>1. Projekt-Befehle und Setup</w:t>
+      </w:r>
+      <w:r>
+        <w:br/>
+        <w:t>Copilot schlug Befehle zur Initialisierung der Projektstruktur vor.</w:t>
+      </w:r>
+    </w:p>
+    <w:p>
+      <w:r>
+        <w:t>Vorgeschlagene Befehle:</w:t>
+      </w:r>
+    </w:p>
+    <w:p>
+      <w:pPr>
+        <w:numPr>
+          <w:ilvl w:val="0"/>
+          <w:numId w:val="12"/>
+        </w:numPr>
+      </w:pPr>
+      <w:r>
+        <w:rPr>
+          <w:i/>
+          <w:iCs/>
+        </w:rPr>
+        <w:t>flutter create visionquest</w:t>
+      </w:r>
+      <w:r>
+        <w:t xml:space="preserve"> – Erstellung des Flutter-Frontends</w:t>
+      </w:r>
+    </w:p>
+    <w:p>
+      <w:pPr>
+        <w:numPr>
+          <w:ilvl w:val="0"/>
+          <w:numId w:val="12"/>
+        </w:numPr>
+      </w:pPr>
+      <w:r>
+        <w:rPr>
+          <w:i/>
+          <w:iCs/>
+        </w:rPr>
+        <w:t>npm init -y</w:t>
+      </w:r>
+      <w:r>
+        <w:t xml:space="preserve"> – Initialisierung des Node.js Backends</w:t>
+      </w:r>
+    </w:p>
+    <w:p>
+      <w:pPr>
+        <w:numPr>
+          <w:ilvl w:val="0"/>
+          <w:numId w:val="12"/>
+        </w:numPr>
+      </w:pPr>
+      <w:r>
+        <w:rPr>
+          <w:i/>
+          <w:iCs/>
+        </w:rPr>
+        <w:t>npm install express cors dotenv</w:t>
+      </w:r>
+      <w:r>
+        <w:t xml:space="preserve"> – Installation der benötigten Abhängigkeiten</w:t>
+      </w:r>
+    </w:p>
+    <w:p>
+      <w:pPr>
+        <w:numPr>
+          <w:ilvl w:val="0"/>
+          <w:numId w:val="12"/>
+        </w:numPr>
+      </w:pPr>
+      <w:r>
+        <w:rPr>
+          <w:i/>
+          <w:iCs/>
+        </w:rPr>
+        <w:t>mkdir -p Project/backend Project/frontend</w:t>
+      </w:r>
+      <w:r>
+        <w:t xml:space="preserve"> – Erstellung der Ordnerstruktur</w:t>
+      </w:r>
+    </w:p>
+    <w:p>
+      <w:r>
+        <w:t>Ich habe die Befehle selbst ausgeführt und anschließend überprüft, ob das Projekt korrekt erstellt wurde und alle Abhängigkeiten funktionieren.</w:t>
+      </w:r>
+    </w:p>
+    <w:p>
+      <w:r>
+        <w:rPr>
+          <w:b/>
+          <w:bCs/>
+        </w:rPr>
+        <w:t>2. Error Handling für API-Responses</w:t>
+      </w:r>
+      <w:r>
+        <w:br/>
+        <w:t>Copilot schlug ein Try-Catch-Pattern für HTTP-Requests und API-Responses vor, um Fehler strukturiert behandeln zu können.</w:t>
+      </w:r>
+    </w:p>
+    <w:p>
+      <w:r>
+        <w:t>Dieses Pattern habe ich als Standardstruktur für API-Antworten übernommen und anschließend bei allen Test-Endpunkten angewendet, damit sowohl erfolgreiche Antworten als auch Fehlerfälle einheitlich zurückgegeben werden.</w:t>
+      </w:r>
+    </w:p>
+    <w:p>
+      <w:r>
+        <w:rPr>
+          <w:b/>
+          <w:bCs/>
+        </w:rPr>
+        <w:t>3. Implementierung eines Test-Endpunkts</w:t>
+      </w:r>
+      <w:r>
+        <w:br/>
+        <w:t xml:space="preserve">Copilot unterstützte bei der Erstellung eines einfachen Test-Endpunkts </w:t>
+      </w:r>
+      <w:r>
+        <w:rPr>
+          <w:b/>
+          <w:bCs/>
+        </w:rPr>
+        <w:t>/api/health</w:t>
+      </w:r>
+      <w:r>
+        <w:t>, der überprüft, ob das Backend korrekt läuft.</w:t>
+      </w:r>
+    </w:p>
+    <w:p>
+      <w:r>
+        <w:t xml:space="preserve">Die Route wurde von mir selbst in </w:t>
+      </w:r>
+      <w:r>
+        <w:rPr>
+          <w:i/>
+          <w:iCs/>
+        </w:rPr>
+        <w:t>server.js</w:t>
+      </w:r>
+      <w:r>
+        <w:t xml:space="preserve"> implementiert. Anschließend wurde der Endpoint mit </w:t>
+      </w:r>
+      <w:r>
+        <w:rPr>
+          <w:i/>
+          <w:iCs/>
+        </w:rPr>
+        <w:t xml:space="preserve">curl </w:t>
+      </w:r>
+      <w:hyperlink r:id="rId5" w:tgtFrame="_new" w:history="1">
+        <w:r>
+          <w:rPr>
+            <w:rStyle w:val="Hyperlink"/>
+            <w:i/>
+            <w:iCs/>
+          </w:rPr>
+          <w:t>http://localhost:5000/api/health</w:t>
+        </w:r>
+      </w:hyperlink>
+      <w:r>
+        <w:t xml:space="preserve"> getestet und erfolgreich ausgeführt.</w:t>
+      </w:r>
+    </w:p>
+    <w:p>
+      <w:r>
+        <w:rPr>
+          <w:b/>
+          <w:bCs/>
+        </w:rPr>
+        <w:t>4. Fehlerbehebung während M1</w:t>
+      </w:r>
+    </w:p>
+    <w:p>
+      <w:r>
+        <w:rPr>
+          <w:b/>
+          <w:bCs/>
+        </w:rPr>
+        <w:t>Fehler 1 – CORS Error</w:t>
+      </w:r>
+      <w:r>
+        <w:br/>
+        <w:t>Fehlermeldung: „Cross-Origin Request Blocked“</w:t>
+      </w:r>
+      <w:r>
+        <w:br/>
+        <w:t>Ursache: Frontend und Backend liefen auf unterschiedlichen Ports.</w:t>
+      </w:r>
+      <w:r>
+        <w:br/>
+        <w:t xml:space="preserve">Lösung: Einbindung der CORS-Middleware mit </w:t>
+      </w:r>
+      <w:r>
+        <w:rPr>
+          <w:i/>
+          <w:iCs/>
+        </w:rPr>
+        <w:t>app.use(cors())</w:t>
+      </w:r>
+      <w:r>
+        <w:t xml:space="preserve"> in </w:t>
+      </w:r>
+      <w:r>
+        <w:rPr>
+          <w:i/>
+          <w:iCs/>
+        </w:rPr>
+        <w:t>server.js</w:t>
+      </w:r>
+      <w:r>
+        <w:t>. Danach funktionierten die Requests vom Flutter-Frontend.</w:t>
+      </w:r>
+    </w:p>
+    <w:p>
+      <w:r>
+        <w:rPr>
+          <w:b/>
+          <w:bCs/>
+        </w:rPr>
+        <w:t>Fehler 2 – Port-Konflikt</w:t>
+      </w:r>
+      <w:r>
+        <w:br/>
+        <w:t>Fehlermeldung: „EADDRINUSE :::5000“</w:t>
+      </w:r>
+      <w:r>
+        <w:br/>
+        <w:t>Ursache: Port 5000 wurde bereits von einem anderen Prozess verwendet.</w:t>
+      </w:r>
+      <w:r>
+        <w:br/>
+        <w:t xml:space="preserve">Lösung: Der laufende Prozess wurde beendet und der Server anschließend erneut mit </w:t>
+      </w:r>
+      <w:r>
+        <w:rPr>
+          <w:i/>
+          <w:iCs/>
+        </w:rPr>
+        <w:t>npm start</w:t>
+      </w:r>
+      <w:r>
+        <w:t xml:space="preserve"> gestartet.</w:t>
+      </w:r>
+    </w:p>
+    <w:p>
+      <w:r>
+        <w:rPr>
+          <w:b/>
+          <w:bCs/>
+        </w:rPr>
+        <w:t>Fehler 3 – JSON-Import in Flutter</w:t>
+      </w:r>
+      <w:r>
+        <w:br/>
+        <w:t>Fehlermeldung: „Unknown method 'jsonDecode'“</w:t>
+      </w:r>
+      <w:r>
+        <w:br/>
+        <w:t>Ursache: Fehlender Import der benötigten Dart-Bibliothek.</w:t>
+      </w:r>
+      <w:r>
+        <w:br/>
+        <w:t xml:space="preserve">Lösung: Ergänzung des Imports </w:t>
+      </w:r>
+      <w:r>
+        <w:rPr>
+          <w:i/>
+          <w:iCs/>
+        </w:rPr>
+        <w:t>dart:convert</w:t>
+      </w:r>
+      <w:r>
+        <w:t xml:space="preserve"> in </w:t>
+      </w:r>
+      <w:r>
+        <w:rPr>
+          <w:i/>
+          <w:iCs/>
+        </w:rPr>
+        <w:t>main.dart</w:t>
+      </w:r>
+      <w:r>
+        <w:t>, wodurch die JSON-Verarbeitung korrekt funktionierte.</w:t>
+      </w:r>
+    </w:p>
     <w:p/>
     <w:sectPr>
       <w:pgSz w:w="11906" w:h="16838"/>
@@ -878,6 +975,155 @@
     </w:lvl>
   </w:abstractNum>
   <w:abstractNum w:abstractNumId="1" w15:restartNumberingAfterBreak="0">
+    <w:nsid w:val="13FE2938"/>
+    <w:multiLevelType w:val="multilevel"/>
+    <w:tmpl w:val="0B145F90"/>
+    <w:lvl w:ilvl="0">
+      <w:start w:val="1"/>
+      <w:numFmt w:val="bullet"/>
+      <w:lvlText w:val=""/>
+      <w:lvlJc w:val="left"/>
+      <w:pPr>
+        <w:tabs>
+          <w:tab w:val="num" w:pos="720"/>
+        </w:tabs>
+        <w:ind w:left="720" w:hanging="360"/>
+      </w:pPr>
+      <w:rPr>
+        <w:rFonts w:ascii="Symbol" w:hAnsi="Symbol" w:hint="default"/>
+        <w:sz w:val="20"/>
+      </w:rPr>
+    </w:lvl>
+    <w:lvl w:ilvl="1" w:tentative="1">
+      <w:start w:val="1"/>
+      <w:numFmt w:val="bullet"/>
+      <w:lvlText w:val="o"/>
+      <w:lvlJc w:val="left"/>
+      <w:pPr>
+        <w:tabs>
+          <w:tab w:val="num" w:pos="1440"/>
+        </w:tabs>
+        <w:ind w:left="1440" w:hanging="360"/>
+      </w:pPr>
+      <w:rPr>
+        <w:rFonts w:ascii="Courier New" w:hAnsi="Courier New" w:hint="default"/>
+        <w:sz w:val="20"/>
+      </w:rPr>
+    </w:lvl>
+    <w:lvl w:ilvl="2" w:tentative="1">
+      <w:start w:val="1"/>
+      <w:numFmt w:val="bullet"/>
+      <w:lvlText w:val=""/>
+      <w:lvlJc w:val="left"/>
+      <w:pPr>
+        <w:tabs>
+          <w:tab w:val="num" w:pos="2160"/>
+        </w:tabs>
+        <w:ind w:left="2160" w:hanging="360"/>
+      </w:pPr>
+      <w:rPr>
+        <w:rFonts w:ascii="Wingdings" w:hAnsi="Wingdings" w:hint="default"/>
+        <w:sz w:val="20"/>
+      </w:rPr>
+    </w:lvl>
+    <w:lvl w:ilvl="3" w:tentative="1">
+      <w:start w:val="1"/>
+      <w:numFmt w:val="bullet"/>
+      <w:lvlText w:val=""/>
+      <w:lvlJc w:val="left"/>
+      <w:pPr>
+        <w:tabs>
+          <w:tab w:val="num" w:pos="2880"/>
+        </w:tabs>
+        <w:ind w:left="2880" w:hanging="360"/>
+      </w:pPr>
+      <w:rPr>
+        <w:rFonts w:ascii="Wingdings" w:hAnsi="Wingdings" w:hint="default"/>
+        <w:sz w:val="20"/>
+      </w:rPr>
+    </w:lvl>
+    <w:lvl w:ilvl="4" w:tentative="1">
+      <w:start w:val="1"/>
+      <w:numFmt w:val="bullet"/>
+      <w:lvlText w:val=""/>
+      <w:lvlJc w:val="left"/>
+      <w:pPr>
+        <w:tabs>
+          <w:tab w:val="num" w:pos="3600"/>
+        </w:tabs>
+        <w:ind w:left="3600" w:hanging="360"/>
+      </w:pPr>
+      <w:rPr>
+        <w:rFonts w:ascii="Wingdings" w:hAnsi="Wingdings" w:hint="default"/>
+        <w:sz w:val="20"/>
+      </w:rPr>
+    </w:lvl>
+    <w:lvl w:ilvl="5" w:tentative="1">
+      <w:start w:val="1"/>
+      <w:numFmt w:val="bullet"/>
+      <w:lvlText w:val=""/>
+      <w:lvlJc w:val="left"/>
+      <w:pPr>
+        <w:tabs>
+          <w:tab w:val="num" w:pos="4320"/>
+        </w:tabs>
+        <w:ind w:left="4320" w:hanging="360"/>
+      </w:pPr>
+      <w:rPr>
+        <w:rFonts w:ascii="Wingdings" w:hAnsi="Wingdings" w:hint="default"/>
+        <w:sz w:val="20"/>
+      </w:rPr>
+    </w:lvl>
+    <w:lvl w:ilvl="6" w:tentative="1">
+      <w:start w:val="1"/>
+      <w:numFmt w:val="bullet"/>
+      <w:lvlText w:val=""/>
+      <w:lvlJc w:val="left"/>
+      <w:pPr>
+        <w:tabs>
+          <w:tab w:val="num" w:pos="5040"/>
+        </w:tabs>
+        <w:ind w:left="5040" w:hanging="360"/>
+      </w:pPr>
+      <w:rPr>
+        <w:rFonts w:ascii="Wingdings" w:hAnsi="Wingdings" w:hint="default"/>
+        <w:sz w:val="20"/>
+      </w:rPr>
+    </w:lvl>
+    <w:lvl w:ilvl="7" w:tentative="1">
+      <w:start w:val="1"/>
+      <w:numFmt w:val="bullet"/>
+      <w:lvlText w:val=""/>
+      <w:lvlJc w:val="left"/>
+      <w:pPr>
+        <w:tabs>
+          <w:tab w:val="num" w:pos="5760"/>
+        </w:tabs>
+        <w:ind w:left="5760" w:hanging="360"/>
+      </w:pPr>
+      <w:rPr>
+        <w:rFonts w:ascii="Wingdings" w:hAnsi="Wingdings" w:hint="default"/>
+        <w:sz w:val="20"/>
+      </w:rPr>
+    </w:lvl>
+    <w:lvl w:ilvl="8" w:tentative="1">
+      <w:start w:val="1"/>
+      <w:numFmt w:val="bullet"/>
+      <w:lvlText w:val=""/>
+      <w:lvlJc w:val="left"/>
+      <w:pPr>
+        <w:tabs>
+          <w:tab w:val="num" w:pos="6480"/>
+        </w:tabs>
+        <w:ind w:left="6480" w:hanging="360"/>
+      </w:pPr>
+      <w:rPr>
+        <w:rFonts w:ascii="Wingdings" w:hAnsi="Wingdings" w:hint="default"/>
+        <w:sz w:val="20"/>
+      </w:rPr>
+    </w:lvl>
+  </w:abstractNum>
+  <w:abstractNum w:abstractNumId="2" w15:restartNumberingAfterBreak="0">
     <w:nsid w:val="16550157"/>
     <w:multiLevelType w:val="multilevel"/>
     <w:tmpl w:val="34B0C7FC"/>
@@ -1026,7 +1272,7 @@
       </w:rPr>
     </w:lvl>
   </w:abstractNum>
-  <w:abstractNum w:abstractNumId="2" w15:restartNumberingAfterBreak="0">
+  <w:abstractNum w:abstractNumId="3" w15:restartNumberingAfterBreak="0">
     <w:nsid w:val="22C04C4A"/>
     <w:multiLevelType w:val="multilevel"/>
     <w:tmpl w:val="F3C0B45E"/>
@@ -1175,7 +1421,7 @@
       </w:rPr>
     </w:lvl>
   </w:abstractNum>
-  <w:abstractNum w:abstractNumId="3" w15:restartNumberingAfterBreak="0">
+  <w:abstractNum w:abstractNumId="4" w15:restartNumberingAfterBreak="0">
     <w:nsid w:val="2C296A0E"/>
     <w:multiLevelType w:val="multilevel"/>
     <w:tmpl w:val="D7E85BCC"/>
@@ -1324,7 +1570,7 @@
       </w:rPr>
     </w:lvl>
   </w:abstractNum>
-  <w:abstractNum w:abstractNumId="4" w15:restartNumberingAfterBreak="0">
+  <w:abstractNum w:abstractNumId="5" w15:restartNumberingAfterBreak="0">
     <w:nsid w:val="2D3D3CBC"/>
     <w:multiLevelType w:val="hybridMultilevel"/>
     <w:tmpl w:val="F6D6311A"/>
@@ -1437,7 +1683,7 @@
       </w:rPr>
     </w:lvl>
   </w:abstractNum>
-  <w:abstractNum w:abstractNumId="5" w15:restartNumberingAfterBreak="0">
+  <w:abstractNum w:abstractNumId="6" w15:restartNumberingAfterBreak="0">
     <w:nsid w:val="443725B8"/>
     <w:multiLevelType w:val="multilevel"/>
     <w:tmpl w:val="900ECCF8"/>
@@ -1586,7 +1832,7 @@
       </w:rPr>
     </w:lvl>
   </w:abstractNum>
-  <w:abstractNum w:abstractNumId="6" w15:restartNumberingAfterBreak="0">
+  <w:abstractNum w:abstractNumId="7" w15:restartNumberingAfterBreak="0">
     <w:nsid w:val="49BA394B"/>
     <w:multiLevelType w:val="multilevel"/>
     <w:tmpl w:val="4EC8BBE8"/>
@@ -1735,7 +1981,7 @@
       </w:rPr>
     </w:lvl>
   </w:abstractNum>
-  <w:abstractNum w:abstractNumId="7" w15:restartNumberingAfterBreak="0">
+  <w:abstractNum w:abstractNumId="8" w15:restartNumberingAfterBreak="0">
     <w:nsid w:val="578D130D"/>
     <w:multiLevelType w:val="hybridMultilevel"/>
     <w:tmpl w:val="39D641EA"/>
@@ -1848,7 +2094,7 @@
       </w:rPr>
     </w:lvl>
   </w:abstractNum>
-  <w:abstractNum w:abstractNumId="8" w15:restartNumberingAfterBreak="0">
+  <w:abstractNum w:abstractNumId="9" w15:restartNumberingAfterBreak="0">
     <w:nsid w:val="65EF51E0"/>
     <w:multiLevelType w:val="multilevel"/>
     <w:tmpl w:val="7FE60FF6"/>
@@ -1997,7 +2243,7 @@
       </w:rPr>
     </w:lvl>
   </w:abstractNum>
-  <w:abstractNum w:abstractNumId="9" w15:restartNumberingAfterBreak="0">
+  <w:abstractNum w:abstractNumId="10" w15:restartNumberingAfterBreak="0">
     <w:nsid w:val="687938D5"/>
     <w:multiLevelType w:val="multilevel"/>
     <w:tmpl w:val="ED1E3280"/>
@@ -2146,7 +2392,7 @@
       </w:rPr>
     </w:lvl>
   </w:abstractNum>
-  <w:abstractNum w:abstractNumId="10" w15:restartNumberingAfterBreak="0">
+  <w:abstractNum w:abstractNumId="11" w15:restartNumberingAfterBreak="0">
     <w:nsid w:val="770E258A"/>
     <w:multiLevelType w:val="multilevel"/>
     <w:tmpl w:val="B3A2E414"/>
@@ -2299,34 +2545,37 @@
     <w:abstractNumId w:val="0"/>
   </w:num>
   <w:num w:numId="2" w16cid:durableId="2121487914">
+    <w:abstractNumId w:val="4"/>
+  </w:num>
+  <w:num w:numId="3" w16cid:durableId="1751152126">
+    <w:abstractNumId w:val="6"/>
+  </w:num>
+  <w:num w:numId="4" w16cid:durableId="1665939453">
+    <w:abstractNumId w:val="2"/>
+  </w:num>
+  <w:num w:numId="5" w16cid:durableId="2099279338">
+    <w:abstractNumId w:val="8"/>
+  </w:num>
+  <w:num w:numId="6" w16cid:durableId="919405380">
+    <w:abstractNumId w:val="7"/>
+  </w:num>
+  <w:num w:numId="7" w16cid:durableId="1105736014">
+    <w:abstractNumId w:val="5"/>
+  </w:num>
+  <w:num w:numId="8" w16cid:durableId="352851630">
     <w:abstractNumId w:val="3"/>
   </w:num>
-  <w:num w:numId="3" w16cid:durableId="1751152126">
-    <w:abstractNumId w:val="5"/>
-  </w:num>
-  <w:num w:numId="4" w16cid:durableId="1665939453">
-    <w:abstractNumId w:val="1"/>
-  </w:num>
-  <w:num w:numId="5" w16cid:durableId="2099279338">
-    <w:abstractNumId w:val="7"/>
-  </w:num>
-  <w:num w:numId="6" w16cid:durableId="919405380">
-    <w:abstractNumId w:val="6"/>
-  </w:num>
-  <w:num w:numId="7" w16cid:durableId="1105736014">
-    <w:abstractNumId w:val="4"/>
-  </w:num>
-  <w:num w:numId="8" w16cid:durableId="352851630">
-    <w:abstractNumId w:val="2"/>
-  </w:num>
   <w:num w:numId="9" w16cid:durableId="1319729295">
-    <w:abstractNumId w:val="8"/>
+    <w:abstractNumId w:val="9"/>
   </w:num>
   <w:num w:numId="10" w16cid:durableId="1359626269">
-    <w:abstractNumId w:val="9"/>
+    <w:abstractNumId w:val="10"/>
   </w:num>
   <w:num w:numId="11" w16cid:durableId="1262910104">
-    <w:abstractNumId w:val="10"/>
+    <w:abstractNumId w:val="11"/>
+  </w:num>
+  <w:num w:numId="12" w16cid:durableId="1097210219">
+    <w:abstractNumId w:val="1"/>
   </w:num>
 </w:numbering>
 </file>
@@ -3372,6 +3621,29 @@
       </w:rPr>
     </w:tblStylePr>
   </w:style>
+  <w:style w:type="character" w:styleId="Hyperlink">
+    <w:name w:val="Hyperlink"/>
+    <w:basedOn w:val="Absatz-Standardschriftart"/>
+    <w:uiPriority w:val="99"/>
+    <w:unhideWhenUsed/>
+    <w:rsid w:val="00EF72C2"/>
+    <w:rPr>
+      <w:color w:val="467886" w:themeColor="hyperlink"/>
+      <w:u w:val="single"/>
+    </w:rPr>
+  </w:style>
+  <w:style w:type="character" w:styleId="NichtaufgelsteErwhnung">
+    <w:name w:val="Unresolved Mention"/>
+    <w:basedOn w:val="Absatz-Standardschriftart"/>
+    <w:uiPriority w:val="99"/>
+    <w:semiHidden/>
+    <w:unhideWhenUsed/>
+    <w:rsid w:val="00EF72C2"/>
+    <w:rPr>
+      <w:color w:val="605E5C"/>
+      <w:shd w:val="clear" w:color="auto" w:fill="E1DFDD"/>
+    </w:rPr>
+  </w:style>
 </w:styles>
 </file>
 
